--- a/HTML/iframe/10 - Quantities Submittal (Q.S)/QS.docx
+++ b/HTML/iframe/10 - Quantities Submittal (Q.S)/QS.docx
@@ -5,7 +5,8 @@
     <w:tbl>
       <w:tblPr>
         <w:tblStyle w:val="TableGrid"/>
-        <w:tblW w:w="4898" w:type="pct"/>
+        <w:tblW w:w="5620" w:type="pct"/>
+        <w:tblInd w:w="-630" w:type="dxa"/>
         <w:tblBorders>
           <w:top w:val="single" w:sz="8" w:space="0" w:color="auto"/>
           <w:left w:val="single" w:sz="8" w:space="0" w:color="auto"/>
@@ -17,18 +18,18 @@
         <w:tblLook w:val="0000" w:firstRow="0" w:lastRow="0" w:firstColumn="0" w:lastColumn="0" w:noHBand="0" w:noVBand="0"/>
       </w:tblPr>
       <w:tblGrid>
-        <w:gridCol w:w="2185"/>
-        <w:gridCol w:w="391"/>
-        <w:gridCol w:w="1769"/>
-        <w:gridCol w:w="357"/>
-        <w:gridCol w:w="760"/>
-        <w:gridCol w:w="1976"/>
-        <w:gridCol w:w="323"/>
-        <w:gridCol w:w="2209"/>
+        <w:gridCol w:w="2502"/>
+        <w:gridCol w:w="448"/>
+        <w:gridCol w:w="2029"/>
+        <w:gridCol w:w="407"/>
+        <w:gridCol w:w="881"/>
+        <w:gridCol w:w="2258"/>
+        <w:gridCol w:w="371"/>
+        <w:gridCol w:w="2544"/>
       </w:tblGrid>
       <w:tr>
         <w:trPr>
-          <w:trHeight w:val="432"/>
+          <w:trHeight w:val="404"/>
         </w:trPr>
         <w:tc>
           <w:tcPr>
@@ -115,7 +116,7 @@
           <w:tblLook w:val="04A0" w:firstRow="1" w:lastRow="0" w:firstColumn="1" w:lastColumn="0" w:noHBand="0" w:noVBand="1"/>
         </w:tblPrEx>
         <w:trPr>
-          <w:trHeight w:val="1511"/>
+          <w:trHeight w:val="1422"/>
         </w:trPr>
         <w:tc>
           <w:tcPr>
@@ -252,7 +253,7 @@
         </w:tc>
         <w:tc>
           <w:tcPr>
-            <w:tcW w:w="2261" w:type="pct"/>
+            <w:tcW w:w="2260" w:type="pct"/>
             <w:gridSpan w:val="3"/>
             <w:tcBorders>
               <w:top w:val="single" w:sz="4" w:space="0" w:color="auto"/>
@@ -383,7 +384,7 @@
           <w:tblLook w:val="04A0" w:firstRow="1" w:lastRow="0" w:firstColumn="1" w:lastColumn="0" w:noHBand="0" w:noVBand="1"/>
         </w:tblPrEx>
         <w:trPr>
-          <w:trHeight w:val="1259"/>
+          <w:trHeight w:val="1183"/>
         </w:trPr>
         <w:tc>
           <w:tcPr>
@@ -511,11 +512,11 @@
           <w:tblLook w:val="04A0" w:firstRow="1" w:lastRow="0" w:firstColumn="1" w:lastColumn="0" w:noHBand="0" w:noVBand="1"/>
         </w:tblPrEx>
         <w:trPr>
-          <w:trHeight w:val="312"/>
+          <w:trHeight w:val="291"/>
         </w:trPr>
         <w:tc>
           <w:tcPr>
-            <w:tcW w:w="1096" w:type="pct"/>
+            <w:tcW w:w="1093" w:type="pct"/>
             <w:tcBorders>
               <w:top w:val="single" w:sz="8" w:space="0" w:color="000000" w:themeColor="text1"/>
               <w:left w:val="single" w:sz="8" w:space="0" w:color="000000" w:themeColor="text1"/>
@@ -767,7 +768,7 @@
         </w:tc>
         <w:tc>
           <w:tcPr>
-            <w:tcW w:w="179" w:type="pct"/>
+            <w:tcW w:w="178" w:type="pct"/>
             <w:tcBorders>
               <w:top w:val="single" w:sz="8" w:space="0" w:color="000000" w:themeColor="text1"/>
               <w:left w:val="nil"/>
@@ -1121,7 +1122,7 @@
         </w:tc>
         <w:tc>
           <w:tcPr>
-            <w:tcW w:w="1108" w:type="pct"/>
+            <w:tcW w:w="1112" w:type="pct"/>
             <w:tcBorders>
               <w:top w:val="single" w:sz="8" w:space="0" w:color="auto"/>
               <w:left w:val="nil"/>
@@ -1167,11 +1168,11 @@
           <w:tblLook w:val="04A0" w:firstRow="1" w:lastRow="0" w:firstColumn="1" w:lastColumn="0" w:noHBand="0" w:noVBand="1"/>
         </w:tblPrEx>
         <w:trPr>
-          <w:trHeight w:val="360"/>
+          <w:trHeight w:val="336"/>
         </w:trPr>
         <w:tc>
           <w:tcPr>
-            <w:tcW w:w="1096" w:type="pct"/>
+            <w:tcW w:w="1093" w:type="pct"/>
             <w:tcBorders>
               <w:top w:val="nil"/>
               <w:left w:val="single" w:sz="8" w:space="0" w:color="000000" w:themeColor="text1"/>
@@ -1246,7 +1247,7 @@
         </w:tc>
         <w:tc>
           <w:tcPr>
-            <w:tcW w:w="179" w:type="pct"/>
+            <w:tcW w:w="178" w:type="pct"/>
             <w:tcBorders>
               <w:top w:val="nil"/>
               <w:left w:val="nil"/>
@@ -1391,7 +1392,7 @@
         </w:tc>
         <w:tc>
           <w:tcPr>
-            <w:tcW w:w="1108" w:type="pct"/>
+            <w:tcW w:w="1112" w:type="pct"/>
             <w:tcBorders>
               <w:top w:val="nil"/>
               <w:left w:val="nil"/>
@@ -1433,11 +1434,11 @@
           <w:tblLook w:val="04A0" w:firstRow="1" w:lastRow="0" w:firstColumn="1" w:lastColumn="0" w:noHBand="0" w:noVBand="1"/>
         </w:tblPrEx>
         <w:trPr>
-          <w:trHeight w:val="432"/>
+          <w:trHeight w:val="404"/>
         </w:trPr>
         <w:tc>
           <w:tcPr>
-            <w:tcW w:w="1096" w:type="pct"/>
+            <w:tcW w:w="1093" w:type="pct"/>
             <w:tcBorders>
               <w:top w:val="nil"/>
               <w:left w:val="single" w:sz="8" w:space="0" w:color="000000" w:themeColor="text1"/>
@@ -1584,7 +1585,7 @@
         </w:tc>
         <w:tc>
           <w:tcPr>
-            <w:tcW w:w="179" w:type="pct"/>
+            <w:tcW w:w="178" w:type="pct"/>
             <w:tcBorders>
               <w:top w:val="nil"/>
               <w:left w:val="nil"/>
@@ -1661,7 +1662,7 @@
         </w:tc>
         <w:tc>
           <w:tcPr>
-            <w:tcW w:w="1108" w:type="pct"/>
+            <w:tcW w:w="1112" w:type="pct"/>
             <w:tcBorders>
               <w:top w:val="nil"/>
               <w:left w:val="nil"/>
@@ -1696,7 +1697,7 @@
           <w:tblLook w:val="04A0" w:firstRow="1" w:lastRow="0" w:firstColumn="1" w:lastColumn="0" w:noHBand="0" w:noVBand="1"/>
         </w:tblPrEx>
         <w:trPr>
-          <w:trHeight w:val="1573"/>
+          <w:trHeight w:val="1480"/>
         </w:trPr>
         <w:tc>
           <w:tcPr>
@@ -1999,29 +2000,7 @@
                 <w:sz w:val="20"/>
                 <w:szCs w:val="20"/>
               </w:rPr>
-              <w:t xml:space="preserve">                                                                                                                                      </w:t>
-            </w:r>
-            <w:r>
-              <w:rPr>
-                <w:rFonts w:cstheme="minorHAnsi"/>
-                <w:b/>
-                <w:bCs/>
-                <w:noProof/>
-                <w:sz w:val="20"/>
-                <w:szCs w:val="20"/>
-              </w:rPr>
-              <w:t xml:space="preserve">            </w:t>
-            </w:r>
-            <w:r>
-              <w:rPr>
-                <w:rFonts w:cstheme="minorHAnsi"/>
-                <w:b/>
-                <w:bCs/>
-                <w:noProof/>
-                <w:sz w:val="20"/>
-                <w:szCs w:val="20"/>
-              </w:rPr>
-              <w:t xml:space="preserve">    </w:t>
+              <w:t xml:space="preserve">                                                                                                                                                      </w:t>
             </w:r>
             <w:r>
               <w:rPr>
@@ -2082,7 +2061,7 @@
           <w:tblLook w:val="04A0" w:firstRow="1" w:lastRow="0" w:firstColumn="1" w:lastColumn="0" w:noHBand="0" w:noVBand="1"/>
         </w:tblPrEx>
         <w:trPr>
-          <w:trHeight w:val="484"/>
+          <w:trHeight w:val="454"/>
         </w:trPr>
         <w:tc>
           <w:tcPr>
@@ -2137,7 +2116,7 @@
           <w:tblLook w:val="04A0" w:firstRow="1" w:lastRow="0" w:firstColumn="1" w:lastColumn="0" w:noHBand="0" w:noVBand="1"/>
         </w:tblPrEx>
         <w:trPr>
-          <w:trHeight w:val="399"/>
+          <w:trHeight w:val="373"/>
         </w:trPr>
         <w:tc>
           <w:tcPr>
@@ -2251,7 +2230,7 @@
           <w:tblLook w:val="04A0" w:firstRow="1" w:lastRow="0" w:firstColumn="1" w:lastColumn="0" w:noHBand="0" w:noVBand="1"/>
         </w:tblPrEx>
         <w:trPr>
-          <w:trHeight w:val="270"/>
+          <w:trHeight w:val="250"/>
         </w:trPr>
         <w:tc>
           <w:tcPr>
@@ -2295,7 +2274,7 @@
           <w:tblLook w:val="04A0" w:firstRow="1" w:lastRow="0" w:firstColumn="1" w:lastColumn="0" w:noHBand="0" w:noVBand="1"/>
         </w:tblPrEx>
         <w:trPr>
-          <w:trHeight w:val="222"/>
+          <w:trHeight w:val="207"/>
         </w:trPr>
         <w:tc>
           <w:tcPr>
@@ -2342,7 +2321,7 @@
           <w:tblLook w:val="04A0" w:firstRow="1" w:lastRow="0" w:firstColumn="1" w:lastColumn="0" w:noHBand="0" w:noVBand="1"/>
         </w:tblPrEx>
         <w:trPr>
-          <w:trHeight w:val="4842"/>
+          <w:trHeight w:val="5598"/>
         </w:trPr>
         <w:tc>
           <w:tcPr>
@@ -2377,6 +2356,15 @@
               </w:rPr>
               <w:t>--------------------------------------------------------------------------------------------------------------------------------------------------------------------------------------------------------------------------------------------------------------------------------------------------------------------------</w:t>
             </w:r>
+            <w:r>
+              <w:rPr>
+                <w:rFonts w:cstheme="minorHAnsi"/>
+                <w:noProof/>
+                <w:sz w:val="20"/>
+                <w:szCs w:val="20"/>
+              </w:rPr>
+              <w:t>-----------------------------------------------</w:t>
+            </w:r>
           </w:p>
           <w:p>
             <w:pPr>
@@ -2399,6 +2387,15 @@
               </w:rPr>
               <w:t>--------------------------------------------------------------------------------------------------------------------------------------------------------------------------------------------------------------------------------------------------------------------------------------------------------------------------</w:t>
             </w:r>
+            <w:r>
+              <w:rPr>
+                <w:rFonts w:cstheme="minorHAnsi"/>
+                <w:noProof/>
+                <w:sz w:val="20"/>
+                <w:szCs w:val="20"/>
+              </w:rPr>
+              <w:t>------------------------------------------------</w:t>
+            </w:r>
           </w:p>
           <w:p>
             <w:pPr>
@@ -2421,6 +2418,15 @@
               </w:rPr>
               <w:t>--------------------------------------------------------------------------------------------------------------------------------------------------------------------------------------------------------------------------------------------------------------------------------------------------------------------------</w:t>
             </w:r>
+            <w:r>
+              <w:rPr>
+                <w:rFonts w:cstheme="minorHAnsi"/>
+                <w:noProof/>
+                <w:sz w:val="20"/>
+                <w:szCs w:val="20"/>
+              </w:rPr>
+              <w:t>------------------------------------------------</w:t>
+            </w:r>
           </w:p>
           <w:p>
             <w:pPr>
@@ -2441,7 +2447,25 @@
                 <w:sz w:val="20"/>
                 <w:szCs w:val="20"/>
               </w:rPr>
-              <w:t>-------------------------------------------------------------------------------------------------------------------------------------------------------------</w:t>
+              <w:t>-----------------------------------------------------------------------------------------------------------------------------------------------------------</w:t>
+            </w:r>
+            <w:r>
+              <w:rPr>
+                <w:rFonts w:cstheme="minorHAnsi"/>
+                <w:noProof/>
+                <w:sz w:val="20"/>
+                <w:szCs w:val="20"/>
+              </w:rPr>
+              <w:t>-------------------------</w:t>
+            </w:r>
+            <w:r>
+              <w:rPr>
+                <w:rFonts w:cstheme="minorHAnsi"/>
+                <w:noProof/>
+                <w:sz w:val="20"/>
+                <w:szCs w:val="20"/>
+              </w:rPr>
+              <w:t>--</w:t>
             </w:r>
           </w:p>
           <w:p>
@@ -2509,7 +2533,7 @@
                 <w:szCs w:val="20"/>
                 <w:lang w:bidi="en-US"/>
               </w:rPr>
-              <w:t xml:space="preserve">                                                                                                               </w:t>
+              <w:t xml:space="preserve">                                                                                                       </w:t>
             </w:r>
             <w:r>
               <w:rPr>
@@ -2558,7 +2582,7 @@
                 <w:b/>
                 <w:bCs/>
               </w:rPr>
-              <w:t xml:space="preserve">                                                                                        </w:t>
+              <w:t xml:space="preserve">                                                                                   </w:t>
             </w:r>
             <w:r>
               <w:rPr>
@@ -2617,7 +2641,7 @@
                 <w:b/>
                 <w:bCs/>
               </w:rPr>
-              <w:t xml:space="preserve">                                                                                    </w:t>
+              <w:t xml:space="preserve">                                                                       </w:t>
             </w:r>
             <w:r>
               <w:rPr>
@@ -2625,26 +2649,36 @@
                 <w:b/>
                 <w:bCs/>
               </w:rPr>
-              <w:t>Resident Engineer</w:t>
+              <w:t xml:space="preserve">       </w:t>
+            </w:r>
+            <w:r>
+              <w:rPr>
+                <w:rFonts w:asciiTheme="minorHAnsi" w:eastAsia="Calibri" w:hAnsiTheme="minorHAnsi" w:cstheme="minorHAnsi"/>
+                <w:b/>
+                <w:bCs/>
+              </w:rPr>
+              <w:t xml:space="preserve"> </w:t>
+            </w:r>
+            <w:r>
+              <w:rPr>
+                <w:rFonts w:asciiTheme="minorHAnsi" w:eastAsia="Calibri" w:hAnsiTheme="minorHAnsi" w:cstheme="minorHAnsi"/>
+                <w:b/>
+                <w:bCs/>
+              </w:rPr>
+              <w:t xml:space="preserve">Resident </w:t>
+            </w:r>
+            <w:r>
+              <w:rPr>
+                <w:rFonts w:asciiTheme="minorHAnsi" w:eastAsia="Calibri" w:hAnsiTheme="minorHAnsi" w:cstheme="minorHAnsi"/>
+                <w:b/>
+                <w:bCs/>
+              </w:rPr>
+              <w:t>Engineer</w:t>
             </w:r>
           </w:p>
         </w:tc>
       </w:tr>
     </w:tbl>
-    <w:p>
-      <w:pPr>
-        <w:rPr>
-          <w:rFonts w:cstheme="minorHAnsi"/>
-        </w:rPr>
-      </w:pPr>
-    </w:p>
-    <w:p>
-      <w:pPr>
-        <w:rPr>
-          <w:rFonts w:cstheme="minorHAnsi"/>
-        </w:rPr>
-      </w:pPr>
-    </w:p>
     <w:p>
       <w:pPr>
         <w:rPr>
@@ -2703,162 +2737,291 @@
         <w:docPartUnique/>
       </w:docPartObj>
     </w:sdtPr>
+    <w:sdtEndPr>
+      <w:rPr>
+        <w:rFonts w:eastAsia="Times New Roman" w:cstheme="minorHAnsi"/>
+        <w:sz w:val="18"/>
+        <w:szCs w:val="18"/>
+        <w:lang w:bidi="ar-SA"/>
+      </w:rPr>
+    </w:sdtEndPr>
     <w:sdtContent>
-      <w:sdt>
-        <w:sdtPr>
+      <w:p>
+        <w:pPr>
+          <w:spacing w:before="120" w:after="200"/>
+          <w:outlineLvl w:val="0"/>
           <w:rPr>
-            <w:rFonts w:asciiTheme="minorHAnsi" w:eastAsiaTheme="minorHAnsi" w:hAnsiTheme="minorHAnsi" w:cstheme="minorBidi"/>
-            <w:sz w:val="22"/>
-            <w:szCs w:val="22"/>
-            <w:lang w:bidi="en-US"/>
+            <w:rFonts w:asciiTheme="minorHAnsi" w:hAnsiTheme="minorHAnsi" w:cstheme="minorHAnsi"/>
+            <w:sz w:val="18"/>
+            <w:szCs w:val="18"/>
           </w:rPr>
-          <w:id w:val="-1769616900"/>
-          <w:docPartObj>
-            <w:docPartGallery w:val="Page Numbers (Top of Page)"/>
-            <w:docPartUnique/>
-          </w:docPartObj>
-        </w:sdtPr>
-        <w:sdtContent>
-          <w:p>
-            <w:pPr>
-              <w:spacing w:before="120" w:after="200"/>
-              <w:outlineLvl w:val="0"/>
-              <w:rPr>
-                <w:rFonts w:asciiTheme="minorHAnsi" w:hAnsiTheme="minorHAnsi" w:cstheme="minorHAnsi"/>
-                <w:sz w:val="18"/>
-                <w:szCs w:val="18"/>
-              </w:rPr>
-            </w:pPr>
-          </w:p>
-          <w:p>
-            <w:pPr>
-              <w:pStyle w:val="Footer"/>
-              <w:ind w:right="188"/>
-              <w:jc w:val="right"/>
-            </w:pPr>
-            <w:r>
-              <w:rPr>
-                <w:rFonts w:asciiTheme="minorBidi" w:hAnsiTheme="minorBidi"/>
-                <w:sz w:val="16"/>
-                <w:szCs w:val="16"/>
-              </w:rPr>
-              <w:t xml:space="preserve">Page </w:t>
-            </w:r>
-            <w:r>
-              <w:rPr>
-                <w:rFonts w:asciiTheme="minorBidi" w:hAnsiTheme="minorBidi"/>
-                <w:b/>
-                <w:bCs/>
-                <w:sz w:val="16"/>
-                <w:szCs w:val="16"/>
-              </w:rPr>
-              <w:fldChar w:fldCharType="begin"/>
-            </w:r>
-            <w:r>
-              <w:rPr>
-                <w:rFonts w:asciiTheme="minorBidi" w:hAnsiTheme="minorBidi"/>
-                <w:b/>
-                <w:bCs/>
-                <w:sz w:val="16"/>
-                <w:szCs w:val="16"/>
-              </w:rPr>
-              <w:instrText xml:space="preserve"> PAGE </w:instrText>
-            </w:r>
-            <w:r>
-              <w:rPr>
-                <w:rFonts w:asciiTheme="minorBidi" w:hAnsiTheme="minorBidi"/>
-                <w:b/>
-                <w:bCs/>
-                <w:sz w:val="16"/>
-                <w:szCs w:val="16"/>
-              </w:rPr>
-              <w:fldChar w:fldCharType="separate"/>
-            </w:r>
-            <w:r>
-              <w:rPr>
-                <w:rFonts w:asciiTheme="minorBidi" w:hAnsiTheme="minorBidi"/>
-                <w:b/>
-                <w:bCs/>
-                <w:noProof/>
-                <w:sz w:val="16"/>
-                <w:szCs w:val="16"/>
-              </w:rPr>
-              <w:t>1</w:t>
-            </w:r>
-            <w:r>
-              <w:rPr>
-                <w:rFonts w:asciiTheme="minorBidi" w:hAnsiTheme="minorBidi"/>
-                <w:b/>
-                <w:bCs/>
-                <w:sz w:val="16"/>
-                <w:szCs w:val="16"/>
-              </w:rPr>
-              <w:fldChar w:fldCharType="end"/>
-            </w:r>
-            <w:r>
-              <w:rPr>
-                <w:rFonts w:asciiTheme="minorBidi" w:hAnsiTheme="minorBidi"/>
-                <w:sz w:val="16"/>
-                <w:szCs w:val="16"/>
-              </w:rPr>
-              <w:t xml:space="preserve"> of </w:t>
-            </w:r>
-            <w:r>
-              <w:rPr>
-                <w:rFonts w:asciiTheme="minorBidi" w:hAnsiTheme="minorBidi"/>
-                <w:b/>
-                <w:bCs/>
-                <w:sz w:val="16"/>
-                <w:szCs w:val="16"/>
-              </w:rPr>
-              <w:fldChar w:fldCharType="begin"/>
-            </w:r>
-            <w:r>
-              <w:rPr>
-                <w:rFonts w:asciiTheme="minorBidi" w:hAnsiTheme="minorBidi"/>
-                <w:b/>
-                <w:bCs/>
-                <w:sz w:val="16"/>
-                <w:szCs w:val="16"/>
-              </w:rPr>
-              <w:instrText xml:space="preserve"> NUMPAGES  </w:instrText>
-            </w:r>
-            <w:r>
-              <w:rPr>
-                <w:rFonts w:asciiTheme="minorBidi" w:hAnsiTheme="minorBidi"/>
-                <w:b/>
-                <w:bCs/>
-                <w:sz w:val="16"/>
-                <w:szCs w:val="16"/>
-              </w:rPr>
-              <w:fldChar w:fldCharType="separate"/>
-            </w:r>
-            <w:r>
-              <w:rPr>
-                <w:rFonts w:asciiTheme="minorBidi" w:hAnsiTheme="minorBidi"/>
-                <w:b/>
-                <w:bCs/>
-                <w:noProof/>
-                <w:sz w:val="16"/>
-                <w:szCs w:val="16"/>
-              </w:rPr>
-              <w:t>1</w:t>
-            </w:r>
-            <w:r>
-              <w:rPr>
-                <w:rFonts w:asciiTheme="minorBidi" w:hAnsiTheme="minorBidi"/>
-                <w:b/>
-                <w:bCs/>
-                <w:sz w:val="16"/>
-                <w:szCs w:val="16"/>
-              </w:rPr>
-              <w:fldChar w:fldCharType="end"/>
-            </w:r>
-          </w:p>
-        </w:sdtContent>
-      </w:sdt>
+        </w:pPr>
+      </w:p>
     </w:sdtContent>
   </w:sdt>
+  <w:p>
+    <w:pPr>
+      <w:jc w:val="center"/>
+      <w:rPr>
+        <w:rFonts w:asciiTheme="minorHAnsi" w:eastAsiaTheme="minorHAnsi" w:hAnsiTheme="minorHAnsi" w:cstheme="minorBidi"/>
+        <w:noProof/>
+        <w:color w:val="1F497D" w:themeColor="text2"/>
+        <w:sz w:val="40"/>
+        <w:szCs w:val="40"/>
+      </w:rPr>
+    </w:pPr>
+    <w:r>
+      <w:rPr>
+        <w:noProof/>
+        <w:color w:val="1F497D" w:themeColor="text2"/>
+        <w:sz w:val="44"/>
+        <w:szCs w:val="44"/>
+      </w:rPr>
+      <w:drawing>
+        <wp:anchor distT="0" distB="0" distL="114300" distR="114300" simplePos="0" relativeHeight="251667456" behindDoc="1" locked="0" layoutInCell="1" allowOverlap="1" wp14:anchorId="2CBC2423" wp14:editId="48C32B5B">
+          <wp:simplePos x="0" y="0"/>
+          <wp:positionH relativeFrom="margin">
+            <wp:posOffset>5443220</wp:posOffset>
+          </wp:positionH>
+          <wp:positionV relativeFrom="paragraph">
+            <wp:posOffset>-373380</wp:posOffset>
+          </wp:positionV>
+          <wp:extent cx="1242060" cy="971550"/>
+          <wp:effectExtent l="0" t="0" r="0" b="0"/>
+          <wp:wrapTight wrapText="bothSides">
+            <wp:wrapPolygon edited="0">
+              <wp:start x="9276" y="1694"/>
+              <wp:lineTo x="6294" y="3388"/>
+              <wp:lineTo x="4969" y="5506"/>
+              <wp:lineTo x="4969" y="9318"/>
+              <wp:lineTo x="2982" y="13129"/>
+              <wp:lineTo x="2650" y="16094"/>
+              <wp:lineTo x="4307" y="17788"/>
+              <wp:lineTo x="16896" y="17788"/>
+              <wp:lineTo x="18883" y="16094"/>
+              <wp:lineTo x="18221" y="13553"/>
+              <wp:lineTo x="16233" y="9318"/>
+              <wp:lineTo x="16564" y="6353"/>
+              <wp:lineTo x="14908" y="3388"/>
+              <wp:lineTo x="11926" y="1694"/>
+              <wp:lineTo x="9276" y="1694"/>
+            </wp:wrapPolygon>
+          </wp:wrapTight>
+          <wp:docPr id="699793620" name="Picture 3"/>
+          <wp:cNvGraphicFramePr>
+            <a:graphicFrameLocks xmlns:a="http://schemas.openxmlformats.org/drawingml/2006/main" noChangeAspect="1"/>
+          </wp:cNvGraphicFramePr>
+          <a:graphic xmlns:a="http://schemas.openxmlformats.org/drawingml/2006/main">
+            <a:graphicData uri="http://schemas.openxmlformats.org/drawingml/2006/picture">
+              <pic:pic xmlns:pic="http://schemas.openxmlformats.org/drawingml/2006/picture">
+                <pic:nvPicPr>
+                  <pic:cNvPr id="1673798688" name="Picture 1673798688"/>
+                  <pic:cNvPicPr/>
+                </pic:nvPicPr>
+                <pic:blipFill>
+                  <a:blip r:embed="rId1">
+                    <a:extLst>
+                      <a:ext uri="{28A0092B-C50C-407E-A947-70E740481C1C}">
+                        <a14:useLocalDpi xmlns:a14="http://schemas.microsoft.com/office/drawing/2010/main" val="0"/>
+                      </a:ext>
+                    </a:extLst>
+                  </a:blip>
+                  <a:stretch>
+                    <a:fillRect/>
+                  </a:stretch>
+                </pic:blipFill>
+                <pic:spPr>
+                  <a:xfrm>
+                    <a:off x="0" y="0"/>
+                    <a:ext cx="1242060" cy="971550"/>
+                  </a:xfrm>
+                  <a:prstGeom prst="rect">
+                    <a:avLst/>
+                  </a:prstGeom>
+                  <a:effectLst>
+                    <a:innerShdw blurRad="63500" dist="50800" dir="16200000">
+                      <a:prstClr val="black">
+                        <a:alpha val="50000"/>
+                      </a:prstClr>
+                    </a:innerShdw>
+                  </a:effectLst>
+                </pic:spPr>
+              </pic:pic>
+            </a:graphicData>
+          </a:graphic>
+          <wp14:sizeRelH relativeFrom="margin">
+            <wp14:pctWidth>0</wp14:pctWidth>
+          </wp14:sizeRelH>
+          <wp14:sizeRelV relativeFrom="margin">
+            <wp14:pctHeight>0</wp14:pctHeight>
+          </wp14:sizeRelV>
+        </wp:anchor>
+      </w:drawing>
+    </w:r>
+    <w:r>
+      <w:rPr>
+        <w:noProof/>
+        <w:color w:val="1F497D" w:themeColor="text2"/>
+        <w:sz w:val="44"/>
+        <w:szCs w:val="44"/>
+      </w:rPr>
+      <w:drawing>
+        <wp:anchor distT="0" distB="0" distL="114300" distR="114300" simplePos="0" relativeHeight="251668480" behindDoc="1" locked="0" layoutInCell="1" allowOverlap="1" wp14:anchorId="02631755" wp14:editId="2E82C01E">
+          <wp:simplePos x="0" y="0"/>
+          <wp:positionH relativeFrom="column">
+            <wp:posOffset>-194945</wp:posOffset>
+          </wp:positionH>
+          <wp:positionV relativeFrom="paragraph">
+            <wp:posOffset>-252095</wp:posOffset>
+          </wp:positionV>
+          <wp:extent cx="699135" cy="699135"/>
+          <wp:effectExtent l="0" t="0" r="5715" b="5715"/>
+          <wp:wrapTight wrapText="bothSides">
+            <wp:wrapPolygon edited="0">
+              <wp:start x="0" y="0"/>
+              <wp:lineTo x="0" y="21188"/>
+              <wp:lineTo x="21188" y="21188"/>
+              <wp:lineTo x="21188" y="0"/>
+              <wp:lineTo x="0" y="0"/>
+            </wp:wrapPolygon>
+          </wp:wrapTight>
+          <wp:docPr id="71918742" name="Picture 16"/>
+          <wp:cNvGraphicFramePr>
+            <a:graphicFrameLocks xmlns:a="http://schemas.openxmlformats.org/drawingml/2006/main" noChangeAspect="1"/>
+          </wp:cNvGraphicFramePr>
+          <a:graphic xmlns:a="http://schemas.openxmlformats.org/drawingml/2006/main">
+            <a:graphicData uri="http://schemas.openxmlformats.org/drawingml/2006/picture">
+              <pic:pic xmlns:pic="http://schemas.openxmlformats.org/drawingml/2006/picture">
+                <pic:nvPicPr>
+                  <pic:cNvPr id="71918742" name="Picture 71918742"/>
+                  <pic:cNvPicPr/>
+                </pic:nvPicPr>
+                <pic:blipFill>
+                  <a:blip r:embed="rId2">
+                    <a:extLst>
+                      <a:ext uri="{28A0092B-C50C-407E-A947-70E740481C1C}">
+                        <a14:useLocalDpi xmlns:a14="http://schemas.microsoft.com/office/drawing/2010/main" val="0"/>
+                      </a:ext>
+                    </a:extLst>
+                  </a:blip>
+                  <a:stretch>
+                    <a:fillRect/>
+                  </a:stretch>
+                </pic:blipFill>
+                <pic:spPr>
+                  <a:xfrm>
+                    <a:off x="0" y="0"/>
+                    <a:ext cx="699135" cy="699135"/>
+                  </a:xfrm>
+                  <a:prstGeom prst="rect">
+                    <a:avLst/>
+                  </a:prstGeom>
+                </pic:spPr>
+              </pic:pic>
+            </a:graphicData>
+          </a:graphic>
+          <wp14:sizeRelH relativeFrom="margin">
+            <wp14:pctWidth>0</wp14:pctWidth>
+          </wp14:sizeRelH>
+          <wp14:sizeRelV relativeFrom="margin">
+            <wp14:pctHeight>0</wp14:pctHeight>
+          </wp14:sizeRelV>
+        </wp:anchor>
+      </w:drawing>
+    </w:r>
+    <w:hyperlink r:id="rId3" w:history="1">
+      <w:r>
+        <w:rPr>
+          <w:rStyle w:val="Hyperlink"/>
+          <w:rFonts w:asciiTheme="minorHAnsi" w:eastAsiaTheme="minorHAnsi" w:hAnsiTheme="minorHAnsi" w:cstheme="minorBidi"/>
+          <w:noProof/>
+          <w:color w:val="1F497D" w:themeColor="text2"/>
+          <w:sz w:val="40"/>
+          <w:szCs w:val="40"/>
+        </w:rPr>
+        <w:t xml:space="preserve">Mostanad </w:t>
+      </w:r>
+      <w:r>
+        <w:rPr>
+          <w:rStyle w:val="Hyperlink"/>
+          <w:rFonts w:asciiTheme="minorHAnsi" w:eastAsiaTheme="minorHAnsi" w:hAnsiTheme="minorHAnsi" w:cstheme="minorBidi"/>
+          <w:noProof/>
+          <w:color w:val="1F497D" w:themeColor="text2"/>
+          <w:sz w:val="40"/>
+          <w:szCs w:val="40"/>
+        </w:rPr>
+        <w:t>A</w:t>
+      </w:r>
+      <w:r>
+        <w:rPr>
+          <w:rStyle w:val="Hyperlink"/>
+          <w:rFonts w:asciiTheme="minorHAnsi" w:eastAsiaTheme="minorHAnsi" w:hAnsiTheme="minorHAnsi" w:cstheme="minorBidi"/>
+          <w:noProof/>
+          <w:color w:val="1F497D" w:themeColor="text2"/>
+          <w:sz w:val="40"/>
+          <w:szCs w:val="40"/>
+        </w:rPr>
+        <w:t xml:space="preserve">cademy | </w:t>
+      </w:r>
+      <w:r>
+        <w:rPr>
+          <w:rStyle w:val="Hyperlink"/>
+          <w:rFonts w:asciiTheme="minorHAnsi" w:eastAsiaTheme="minorHAnsi" w:hAnsiTheme="minorHAnsi" w:cs="Arial"/>
+          <w:noProof/>
+          <w:color w:val="1F497D" w:themeColor="text2"/>
+          <w:sz w:val="40"/>
+          <w:szCs w:val="40"/>
+          <w:rtl/>
+        </w:rPr>
+        <w:t>مستند أكا</w:t>
+      </w:r>
+      <w:r>
+        <w:rPr>
+          <w:rStyle w:val="Hyperlink"/>
+          <w:rFonts w:asciiTheme="minorHAnsi" w:eastAsiaTheme="minorHAnsi" w:hAnsiTheme="minorHAnsi" w:cs="Arial"/>
+          <w:noProof/>
+          <w:color w:val="1F497D" w:themeColor="text2"/>
+          <w:sz w:val="40"/>
+          <w:szCs w:val="40"/>
+          <w:rtl/>
+        </w:rPr>
+        <w:t>د</w:t>
+      </w:r>
+      <w:r>
+        <w:rPr>
+          <w:rStyle w:val="Hyperlink"/>
+          <w:rFonts w:asciiTheme="minorHAnsi" w:eastAsiaTheme="minorHAnsi" w:hAnsiTheme="minorHAnsi" w:cs="Arial"/>
+          <w:noProof/>
+          <w:color w:val="1F497D" w:themeColor="text2"/>
+          <w:sz w:val="40"/>
+          <w:szCs w:val="40"/>
+          <w:rtl/>
+        </w:rPr>
+        <w:t>يمي</w:t>
+      </w:r>
+    </w:hyperlink>
+  </w:p>
+  <w:p>
+    <w:pPr>
+      <w:pStyle w:val="Footer"/>
+    </w:pPr>
+    <w:r>
+      <w:rPr>
+        <w:rFonts w:asciiTheme="minorBidi" w:hAnsiTheme="minorBidi"/>
+        <w:sz w:val="18"/>
+        <w:szCs w:val="18"/>
+      </w:rPr>
+      <w:tab/>
+    </w:r>
+    <w:r>
+      <w:rPr>
+        <w:rFonts w:asciiTheme="minorBidi" w:hAnsiTheme="minorBidi"/>
+        <w:sz w:val="18"/>
+        <w:szCs w:val="18"/>
+      </w:rPr>
+      <w:tab/>
+    </w:r>
+  </w:p>
   <w:p>
     <w:pPr>
       <w:pStyle w:val="Footer"/>
@@ -7947,6 +8110,18 @@
       <w:shd w:val="clear" w:color="auto" w:fill="E1DFDD"/>
     </w:rPr>
   </w:style>
+  <w:style w:type="character" w:styleId="FollowedHyperlink">
+    <w:name w:val="FollowedHyperlink"/>
+    <w:basedOn w:val="DefaultParagraphFont"/>
+    <w:uiPriority w:val="99"/>
+    <w:semiHidden/>
+    <w:unhideWhenUsed/>
+    <w:rsid w:val="00045676"/>
+    <w:rPr>
+      <w:color w:val="800080" w:themeColor="followedHyperlink"/>
+      <w:u w:val="single"/>
+    </w:rPr>
+  </w:style>
 </w:styles>
 </file>
 
